--- a/AI Templates/[AI-04] - FIT@HCMUS - AI Reflective Statement_En.docx
+++ b/AI Templates/[AI-04] - FIT@HCMUS - AI Reflective Statement_En.docx
@@ -303,7 +303,19 @@
           <w:p>
             <w:pPr>
               <w:cnfStyle w:val="000000010000" w:firstRow="0" w:lastRow="0" w:firstColumn="0" w:lastColumn="0" w:oddVBand="0" w:evenVBand="0" w:oddHBand="0" w:evenHBand="1" w:firstRowFirstColumn="0" w:firstRowLastColumn="0" w:lastRowFirstColumn="0" w:lastRowLastColumn="0"/>
+              <w:rPr>
+                <w:lang w:val="vi-VN"/>
+              </w:rPr>
             </w:pPr>
+            <w:r>
+              <w:t>Tran</w:t>
+            </w:r>
+            <w:r>
+              <w:rPr>
+                <w:lang w:val="vi-VN"/>
+              </w:rPr>
+              <w:t xml:space="preserve"> Dai Hiep</w:t>
+            </w:r>
           </w:p>
         </w:tc>
       </w:tr>
@@ -334,6 +346,9 @@
             <w:pPr>
               <w:cnfStyle w:val="000000100000" w:firstRow="0" w:lastRow="0" w:firstColumn="0" w:lastColumn="0" w:oddVBand="0" w:evenVBand="0" w:oddHBand="1" w:evenHBand="0" w:firstRowFirstColumn="0" w:firstRowLastColumn="0" w:lastRowFirstColumn="0" w:lastRowLastColumn="0"/>
             </w:pPr>
+            <w:r>
+              <w:t>23120256</w:t>
+            </w:r>
           </w:p>
         </w:tc>
       </w:tr>
@@ -363,7 +378,19 @@
           <w:p>
             <w:pPr>
               <w:cnfStyle w:val="000000010000" w:firstRow="0" w:lastRow="0" w:firstColumn="0" w:lastColumn="0" w:oddVBand="0" w:evenVBand="0" w:oddHBand="0" w:evenHBand="1" w:firstRowFirstColumn="0" w:firstRowLastColumn="0" w:lastRowFirstColumn="0" w:lastRowLastColumn="0"/>
+              <w:rPr>
+                <w:lang w:val="vi-VN"/>
+              </w:rPr>
             </w:pPr>
+            <w:r>
+              <w:t>28</w:t>
+            </w:r>
+            <w:r>
+              <w:rPr>
+                <w:lang w:val="vi-VN"/>
+              </w:rPr>
+              <w:t>/09/2026</w:t>
+            </w:r>
           </w:p>
         </w:tc>
       </w:tr>
@@ -391,54 +418,13 @@
       </w:r>
     </w:p>
     <w:p>
+      <w:pPr>
+        <w:rPr>
+          <w:lang w:val="vi-VN"/>
+        </w:rPr>
+      </w:pPr>
       <w:r>
-        <w:rPr>
-          <w:rFonts w:ascii="Arial" w:hAnsi="Arial"/>
-          <w:i/>
-          <w:color w:val="707070"/>
-          <w:sz w:val="20"/>
-        </w:rPr>
-        <w:t>Describe specifically where and how AI tools contributed to this project: test design, scenario brainstorming, code generation, log analysis, defect triage, documentation, presentation prep, or other tasks.</w:t>
-      </w:r>
-    </w:p>
-    <w:p>
-      <w:r>
-        <w:rPr>
-          <w:rFonts w:ascii="Arial" w:hAnsi="Arial"/>
-        </w:rPr>
-        <w:t>__________________________________________________________________________________________</w:t>
-      </w:r>
-    </w:p>
-    <w:p>
-      <w:r>
-        <w:rPr>
-          <w:rFonts w:ascii="Arial" w:hAnsi="Arial"/>
-        </w:rPr>
-        <w:t>__________________________________________________________________________________________</w:t>
-      </w:r>
-    </w:p>
-    <w:p>
-      <w:r>
-        <w:rPr>
-          <w:rFonts w:ascii="Arial" w:hAnsi="Arial"/>
-        </w:rPr>
-        <w:t>__________________________________________________________________________________________</w:t>
-      </w:r>
-    </w:p>
-    <w:p>
-      <w:r>
-        <w:rPr>
-          <w:rFonts w:ascii="Arial" w:hAnsi="Arial"/>
-        </w:rPr>
-        <w:t>__________________________________________________________________________________________</w:t>
-      </w:r>
-    </w:p>
-    <w:p>
-      <w:r>
-        <w:rPr>
-          <w:rFonts w:ascii="Arial" w:hAnsi="Arial"/>
-        </w:rPr>
-        <w:t>__________________________________________________________________________________________</w:t>
+        <w:t> In this project, AI acted as a highly efficient research assistant and boilerplate generator. Firstly, it accelerated data gathering by rapidly retrieving and structuring 20 historical software defects (CVEs) from 2022-2026 into a clean dataset. Secondly, it contributed to code generation by writing complex Mermaid syntax to visualize the QA/QC roles and ISTQB testing process in a mindmap. Thirdly, in test design, AI was utilized to draft the baseline functional and safety test cases for the physical industrial fan based on raw hardware specifications. Finally, AI provided strong support in documentation by outlining the report structure strictly according to the assignment rubric, saving me significant formatting time.</w:t>
       </w:r>
     </w:p>
     <w:p>
@@ -453,117 +439,157 @@
       </w:r>
     </w:p>
     <w:p>
+      <w:pPr>
+        <w:rPr>
+          <w:lang w:val="vi-VN"/>
+        </w:rPr>
+      </w:pPr>
       <w:r>
         <w:rPr>
-          <w:rFonts w:ascii="Arial" w:hAnsi="Arial"/>
-          <w:i/>
-          <w:color w:val="707070"/>
-          <w:sz w:val="20"/>
+          <w:b/>
+          <w:bCs/>
         </w:rPr>
-        <w:t>Identify which AI suggestions you incorporated, which you discarded, and how you adapted material to fit the spec, ISTQB principles, or your own analysis.</w:t>
+        <w:t>Accepted:</w:t>
+      </w:r>
+      <w:r>
+        <w:t xml:space="preserve"> The overall report </w:t>
+      </w:r>
+      <w:proofErr w:type="gramStart"/>
+      <w:r>
+        <w:t>outline</w:t>
+      </w:r>
+      <w:proofErr w:type="gramEnd"/>
+      <w:r>
+        <w:t xml:space="preserve"> and the baseline dataset for the 20 software CVEs. </w:t>
       </w:r>
     </w:p>
     <w:p>
+      <w:pPr>
+        <w:rPr>
+          <w:lang w:val="vi-VN"/>
+        </w:rPr>
+      </w:pPr>
+      <w:r>
+        <w:rPr>
+          <w:b/>
+          <w:bCs/>
+        </w:rPr>
+        <w:t>Rejected:</w:t>
+      </w:r>
+      <w:r>
+        <w:t> The AI's flawed ISTQB classifications in the mindmap and its naive hardware test cases that only covered basic on/off states. </w:t>
+      </w:r>
+    </w:p>
+    <w:p>
+      <w:pPr>
+        <w:rPr>
+          <w:lang w:val="vi-VN"/>
+        </w:rPr>
+      </w:pPr>
+      <w:r>
+        <w:rPr>
+          <w:b/>
+          <w:bCs/>
+        </w:rPr>
+        <w:t>Revised:</w:t>
+      </w:r>
+      <w:r>
+        <w:t> I manually added "Test Monitoring and Control" to align with ISTQB v4.0. I replaced discarded tests with my own physical Edge Cases (e.g., floating knob states), and manually crafted jailbreak prompts to capture real AI hallucinations instead of relying on the AI's fabricated examples.</w:t>
+      </w:r>
+    </w:p>
+    <w:p>
+      <w:pPr>
+        <w:pStyle w:val="Heading3"/>
+        <w:rPr>
+          <w:rFonts w:ascii="Arial" w:hAnsi="Arial"/>
+          <w:lang w:val="vi-VN"/>
+        </w:rPr>
+      </w:pPr>
       <w:r>
         <w:rPr>
           <w:rFonts w:ascii="Arial" w:hAnsi="Arial"/>
         </w:rPr>
         <w:lastRenderedPageBreak/>
-        <w:t>__________________________________________________________________________________________</w:t>
-      </w:r>
-    </w:p>
-    <w:p>
-      <w:r>
-        <w:rPr>
-          <w:rFonts w:ascii="Arial" w:hAnsi="Arial"/>
-        </w:rPr>
-        <w:t>__________________________________________________________________________________________</w:t>
-      </w:r>
-    </w:p>
-    <w:p>
-      <w:r>
-        <w:rPr>
-          <w:rFonts w:ascii="Arial" w:hAnsi="Arial"/>
-        </w:rPr>
-        <w:t>__________________________________________________________________________________________</w:t>
-      </w:r>
-    </w:p>
-    <w:p>
-      <w:r>
-        <w:rPr>
-          <w:rFonts w:ascii="Arial" w:hAnsi="Arial"/>
-        </w:rPr>
-        <w:t>__________________________________________________________________________________________</w:t>
-      </w:r>
-    </w:p>
-    <w:p>
-      <w:r>
-        <w:rPr>
-          <w:rFonts w:ascii="Arial" w:hAnsi="Arial"/>
-        </w:rPr>
-        <w:t>__________________________________________________________________________________________</w:t>
-      </w:r>
-    </w:p>
-    <w:p>
-      <w:pPr>
-        <w:pStyle w:val="Heading3"/>
-      </w:pPr>
-      <w:r>
-        <w:rPr>
-          <w:rFonts w:ascii="Arial" w:hAnsi="Arial"/>
-        </w:rPr>
         <w:t>3. What errors, biases, or limitations did you notice in the AI outputs?</w:t>
       </w:r>
     </w:p>
     <w:p>
       <w:r>
-        <w:rPr>
-          <w:rFonts w:ascii="Arial" w:hAnsi="Arial"/>
-          <w:i/>
-          <w:color w:val="707070"/>
-          <w:sz w:val="20"/>
-        </w:rPr>
-        <w:t>Concrete examples: hallucinated functions, wrong boundary, missed security case, confused metrics (e.g., p95 vs top 5%), invented citations, etc.</w:t>
+        <w:t>I noticed three major limitations:</w:t>
       </w:r>
     </w:p>
     <w:p>
+      <w:pPr>
+        <w:numPr>
+          <w:ilvl w:val="0"/>
+          <w:numId w:val="10"/>
+        </w:numPr>
+      </w:pPr>
       <w:r>
         <w:rPr>
-          <w:rFonts w:ascii="Arial" w:hAnsi="Arial"/>
+          <w:b/>
+          <w:bCs/>
         </w:rPr>
-        <w:t>__________________________________________________________________________________________</w:t>
+        <w:t>Sycophancy &amp; Classification Errors:</w:t>
+      </w:r>
+      <w:r>
+        <w:t> The AI acted as a "Yes-man", blindly following prompt errors. It incorrectly categorized </w:t>
+      </w:r>
+      <w:r>
+        <w:rPr>
+          <w:i/>
+          <w:iCs/>
+        </w:rPr>
+        <w:t>Regression Testing</w:t>
+      </w:r>
+      <w:r>
+        <w:t> as Functional (violating ISTQB v4.0) and completely omitted the </w:t>
+      </w:r>
+      <w:r>
+        <w:rPr>
+          <w:i/>
+          <w:iCs/>
+        </w:rPr>
+        <w:t>Test Monitoring and Control</w:t>
+      </w:r>
+      <w:r>
+        <w:t> phase.</w:t>
       </w:r>
     </w:p>
     <w:p>
+      <w:pPr>
+        <w:numPr>
+          <w:ilvl w:val="0"/>
+          <w:numId w:val="10"/>
+        </w:numPr>
+      </w:pPr>
       <w:r>
         <w:rPr>
-          <w:rFonts w:ascii="Arial" w:hAnsi="Arial"/>
+          <w:b/>
+          <w:bCs/>
         </w:rPr>
-        <w:t>__________________________________________________________________________________________</w:t>
+        <w:t>Missed Physical Boundaries:</w:t>
+      </w:r>
+      <w:r>
+        <w:t> The AI failed to comprehend hardware mechanics. It assumed software-like discrete states for the industrial fan, completely missing physical edge cases like floating knob positions and vibration-induced strain relief failures.</w:t>
       </w:r>
     </w:p>
     <w:p>
+      <w:pPr>
+        <w:numPr>
+          <w:ilvl w:val="0"/>
+          <w:numId w:val="10"/>
+        </w:numPr>
+      </w:pPr>
       <w:r>
         <w:rPr>
-          <w:rFonts w:ascii="Arial" w:hAnsi="Arial"/>
+          <w:b/>
+          <w:bCs/>
         </w:rPr>
-        <w:t>__________________________________________________________________________________________</w:t>
+        <w:t>Over-cautious Guardrails:</w:t>
       </w:r>
-    </w:p>
-    <w:p>
       <w:r>
-        <w:rPr>
-          <w:rFonts w:ascii="Arial" w:hAnsi="Arial"/>
-        </w:rPr>
-        <w:t>__________________________________________________________________________________________</w:t>
-      </w:r>
-    </w:p>
-    <w:p>
-      <w:r>
-        <w:rPr>
-          <w:rFonts w:ascii="Arial" w:hAnsi="Arial"/>
-        </w:rPr>
-        <w:t>__________________________________________________________________________________________</w:t>
+        <w:t> When I attempted to use jailbreak/bias injection techniques to trap the AI into hallucinating about software vulnerabilities (to meet the rubric's 20-defect requirement), the AI's strict safety filters prevented it from generating incorrect data, making it impossible to collect all 20 hallucination instances.</w:t>
       </w:r>
     </w:p>
     <w:p>
@@ -579,59 +605,80 @@
     </w:p>
     <w:p>
       <w:r>
-        <w:rPr>
-          <w:rFonts w:ascii="Arial" w:hAnsi="Arial"/>
-          <w:i/>
-          <w:color w:val="707070"/>
-          <w:sz w:val="20"/>
-        </w:rPr>
-        <w:t>Describe the verification method (ran the test, checked the spec, looked up RFC, asked TA, cross-checked another tool, executed on real SUT).</w:t>
+        <w:t> I verified the AI outputs using three direct methods:</w:t>
       </w:r>
     </w:p>
     <w:p>
+      <w:pPr>
+        <w:numPr>
+          <w:ilvl w:val="0"/>
+          <w:numId w:val="11"/>
+        </w:numPr>
+      </w:pPr>
       <w:r>
         <w:rPr>
-          <w:rFonts w:ascii="Arial" w:hAnsi="Arial"/>
+          <w:b/>
+          <w:bCs/>
         </w:rPr>
-        <w:t>__________________________________________________________________________________________</w:t>
+        <w:t>ISTQB Mindmap:</w:t>
+      </w:r>
+      <w:r>
+        <w:t> Cross-checked AI's classifications against the official </w:t>
+      </w:r>
+      <w:r>
+        <w:rPr>
+          <w:i/>
+          <w:iCs/>
+        </w:rPr>
+        <w:t>ISTQB CTFL Syllabus v4.0</w:t>
+      </w:r>
+      <w:r>
+        <w:t>.</w:t>
       </w:r>
     </w:p>
     <w:p>
+      <w:pPr>
+        <w:numPr>
+          <w:ilvl w:val="0"/>
+          <w:numId w:val="11"/>
+        </w:numPr>
+      </w:pPr>
       <w:r>
         <w:rPr>
-          <w:rFonts w:ascii="Arial" w:hAnsi="Arial"/>
+          <w:b/>
+          <w:bCs/>
         </w:rPr>
-        <w:t>__________________________________________________________________________________________</w:t>
+        <w:t>Software Defects:</w:t>
+      </w:r>
+      <w:r>
+        <w:t> Manually clicked and verified authoritative source links (NVD, Microsoft, official news) for all 20 CVEs.</w:t>
       </w:r>
     </w:p>
     <w:p>
+      <w:pPr>
+        <w:numPr>
+          <w:ilvl w:val="0"/>
+          <w:numId w:val="11"/>
+        </w:numPr>
+      </w:pPr>
       <w:r>
         <w:rPr>
-          <w:rFonts w:ascii="Arial" w:hAnsi="Arial"/>
+          <w:b/>
+          <w:bCs/>
         </w:rPr>
-        <w:t>__________________________________________________________________________________________</w:t>
+        <w:t>Physical Fan Test Cases:</w:t>
+      </w:r>
+      <w:r>
+        <w:t> Executed the AI's test steps directly on the real SUT (the physical fan), filmed 5 YouTube video proofs, and logged 5 actual hardware defects onto GitHub Issues.</w:t>
       </w:r>
     </w:p>
     <w:p>
-      <w:r>
+      <w:pPr>
+        <w:pStyle w:val="Heading3"/>
         <w:rPr>
           <w:rFonts w:ascii="Arial" w:hAnsi="Arial"/>
+          <w:lang w:val="vi-VN"/>
         </w:rPr>
-        <w:t>__________________________________________________________________________________________</w:t>
-      </w:r>
-    </w:p>
-    <w:p>
-      <w:r>
-        <w:rPr>
-          <w:rFonts w:ascii="Arial" w:hAnsi="Arial"/>
-        </w:rPr>
-        <w:lastRenderedPageBreak/>
-        <w:t>__________________________________________________________________________________________</w:t>
-      </w:r>
-    </w:p>
-    <w:p>
-      <w:pPr>
-        <w:pStyle w:val="Heading3"/>
       </w:pPr>
       <w:r>
         <w:rPr>
@@ -641,54 +688,25 @@
       </w:r>
     </w:p>
     <w:p>
+      <w:pPr>
+        <w:rPr>
+          <w:lang w:val="vi-VN"/>
+        </w:rPr>
+      </w:pPr>
+      <w:r>
+        <w:t> I learned that AI lacks physical testing intuition. While AI writes excellent text-based boilerplate, it completely fails to foresee hardware edge cases like mechanical vibrations or floating switches. </w:t>
+      </w:r>
+      <w:r>
+        <w:t>In</w:t>
+      </w:r>
       <w:r>
         <w:rPr>
-          <w:rFonts w:ascii="Arial" w:hAnsi="Arial"/>
-          <w:i/>
-          <w:color w:val="707070"/>
-          <w:sz w:val="20"/>
+          <w:lang w:val="vi-VN"/>
         </w:rPr>
-        <w:t>Reflect on your own intellectual contribution. How did AI shape (or fail to shape) your understanding of testing? What is one principle you will keep for future work?</w:t>
+        <w:t xml:space="preserve"> my oppinion,</w:t>
       </w:r>
-    </w:p>
-    <w:p>
       <w:r>
-        <w:rPr>
-          <w:rFonts w:ascii="Arial" w:hAnsi="Arial"/>
-        </w:rPr>
-        <w:t>__________________________________________________________________________________________</w:t>
-      </w:r>
-    </w:p>
-    <w:p>
-      <w:r>
-        <w:rPr>
-          <w:rFonts w:ascii="Arial" w:hAnsi="Arial"/>
-        </w:rPr>
-        <w:t>__________________________________________________________________________________________</w:t>
-      </w:r>
-    </w:p>
-    <w:p>
-      <w:r>
-        <w:rPr>
-          <w:rFonts w:ascii="Arial" w:hAnsi="Arial"/>
-        </w:rPr>
-        <w:t>__________________________________________________________________________________________</w:t>
-      </w:r>
-    </w:p>
-    <w:p>
-      <w:r>
-        <w:rPr>
-          <w:rFonts w:ascii="Arial" w:hAnsi="Arial"/>
-        </w:rPr>
-        <w:t>__________________________________________________________________________________________</w:t>
-      </w:r>
-    </w:p>
-    <w:p>
-      <w:r>
-        <w:rPr>
-          <w:rFonts w:ascii="Arial" w:hAnsi="Arial"/>
-        </w:rPr>
-        <w:t>__________________________________________________________________________________________</w:t>
+        <w:t xml:space="preserve"> AI generates templates, but human QA engineers must design boundary logic and physically execute the tests.</w:t>
       </w:r>
     </w:p>
     <w:p>
@@ -714,44 +732,38 @@
       <w:pPr>
         <w:pStyle w:val="ListBullet"/>
       </w:pPr>
+      <w:proofErr w:type="gramStart"/>
       <w:r>
         <w:rPr>
           <w:rFonts w:ascii="Arial" w:hAnsi="Arial"/>
         </w:rPr>
-        <w:t>[ ] Cat. 1 – No AI</w:t>
+        <w:t>[ ]</w:t>
       </w:r>
-    </w:p>
-    <w:p>
-      <w:pPr>
-        <w:pStyle w:val="ListBullet"/>
-      </w:pPr>
+      <w:proofErr w:type="gramEnd"/>
       <w:r>
         <w:rPr>
           <w:rFonts w:ascii="Arial" w:hAnsi="Arial"/>
         </w:rPr>
-        <w:t>[ ] Cat. 2 – AI for preparation only</w:t>
+        <w:t xml:space="preserve"> Cat. 1 – No AI</w:t>
       </w:r>
     </w:p>
     <w:p>
       <w:pPr>
         <w:pStyle w:val="ListBullet"/>
       </w:pPr>
+      <w:proofErr w:type="gramStart"/>
       <w:r>
         <w:rPr>
           <w:rFonts w:ascii="Arial" w:hAnsi="Arial"/>
         </w:rPr>
-        <w:t>[ ] Cat. 3 – AI for feedback / revision</w:t>
+        <w:t>[ ]</w:t>
       </w:r>
-    </w:p>
-    <w:p>
-      <w:pPr>
-        <w:pStyle w:val="ListBullet"/>
-      </w:pPr>
+      <w:proofErr w:type="gramEnd"/>
       <w:r>
         <w:rPr>
           <w:rFonts w:ascii="Arial" w:hAnsi="Arial"/>
         </w:rPr>
-        <w:t>[ ] Cat. 4 – AI-assisted production</w:t>
+        <w:t xml:space="preserve"> Cat. 2 – AI for preparation only</w:t>
       </w:r>
     </w:p>
     <w:p>
@@ -762,17 +774,85 @@
         <w:rPr>
           <w:rFonts w:ascii="Arial" w:hAnsi="Arial"/>
         </w:rPr>
-        <w:t>[ ] Cat. 5 – AI-integrated work</w:t>
+        <w:t>[</w:t>
       </w:r>
-    </w:p>
-    <w:p>
-      <w:pPr>
-        <w:pStyle w:val="Heading2"/>
-      </w:pPr>
       <w:r>
         <w:rPr>
           <w:rFonts w:ascii="Arial" w:hAnsi="Arial"/>
         </w:rPr>
+        <w:t>x</w:t>
+      </w:r>
+      <w:r>
+        <w:rPr>
+          <w:rFonts w:ascii="Arial" w:hAnsi="Arial"/>
+        </w:rPr>
+        <w:t>] Cat. 3 – AI for feedback / revision</w:t>
+      </w:r>
+    </w:p>
+    <w:p>
+      <w:pPr>
+        <w:pStyle w:val="ListBullet"/>
+      </w:pPr>
+      <w:r>
+        <w:rPr>
+          <w:rFonts w:ascii="Arial" w:hAnsi="Arial"/>
+        </w:rPr>
+        <w:t>[</w:t>
+      </w:r>
+      <w:r>
+        <w:rPr>
+          <w:rFonts w:ascii="Arial" w:hAnsi="Arial"/>
+        </w:rPr>
+        <w:t>x</w:t>
+      </w:r>
+      <w:r>
+        <w:rPr>
+          <w:rFonts w:ascii="Arial" w:hAnsi="Arial"/>
+        </w:rPr>
+        <w:t>] Cat. 4 – AI-assisted production</w:t>
+      </w:r>
+    </w:p>
+    <w:p>
+      <w:pPr>
+        <w:pStyle w:val="ListBullet"/>
+      </w:pPr>
+      <w:proofErr w:type="gramStart"/>
+      <w:r>
+        <w:rPr>
+          <w:rFonts w:ascii="Arial" w:hAnsi="Arial"/>
+        </w:rPr>
+        <w:t>[</w:t>
+      </w:r>
+      <w:r>
+        <w:rPr>
+          <w:rFonts w:ascii="Arial" w:hAnsi="Arial"/>
+          <w:lang w:val="vi-VN"/>
+        </w:rPr>
+        <w:t xml:space="preserve"> </w:t>
+      </w:r>
+      <w:r>
+        <w:rPr>
+          <w:rFonts w:ascii="Arial" w:hAnsi="Arial"/>
+        </w:rPr>
+        <w:t>]</w:t>
+      </w:r>
+      <w:proofErr w:type="gramEnd"/>
+      <w:r>
+        <w:rPr>
+          <w:rFonts w:ascii="Arial" w:hAnsi="Arial"/>
+        </w:rPr>
+        <w:t xml:space="preserve"> Cat. 5 – AI-integrated work</w:t>
+      </w:r>
+    </w:p>
+    <w:p>
+      <w:pPr>
+        <w:pStyle w:val="Heading2"/>
+      </w:pPr>
+      <w:r>
+        <w:rPr>
+          <w:rFonts w:ascii="Arial" w:hAnsi="Arial"/>
+        </w:rPr>
+        <w:lastRenderedPageBreak/>
         <w:t>4. Author Signature</w:t>
       </w:r>
     </w:p>
@@ -834,7 +914,19 @@
           <w:p>
             <w:pPr>
               <w:cnfStyle w:val="100000000000" w:firstRow="1" w:lastRow="0" w:firstColumn="0" w:lastColumn="0" w:oddVBand="0" w:evenVBand="0" w:oddHBand="0" w:evenHBand="0" w:firstRowFirstColumn="0" w:firstRowLastColumn="0" w:lastRowFirstColumn="0" w:lastRowLastColumn="0"/>
+              <w:rPr>
+                <w:lang w:val="vi-VN"/>
+              </w:rPr>
             </w:pPr>
+            <w:r>
+              <w:t>Tran</w:t>
+            </w:r>
+            <w:r>
+              <w:rPr>
+                <w:lang w:val="vi-VN"/>
+              </w:rPr>
+              <w:t xml:space="preserve"> Dai Hiep</w:t>
+            </w:r>
           </w:p>
         </w:tc>
       </w:tr>
@@ -866,6 +958,9 @@
             <w:pPr>
               <w:cnfStyle w:val="000000100000" w:firstRow="0" w:lastRow="0" w:firstColumn="0" w:lastColumn="0" w:oddVBand="0" w:evenVBand="0" w:oddHBand="1" w:evenHBand="0" w:firstRowFirstColumn="0" w:firstRowLastColumn="0" w:lastRowFirstColumn="0" w:lastRowLastColumn="0"/>
             </w:pPr>
+            <w:r>
+              <w:t>23120256</w:t>
+            </w:r>
           </w:p>
         </w:tc>
       </w:tr>
@@ -1010,7 +1105,19 @@
           <w:p>
             <w:pPr>
               <w:cnfStyle w:val="000000100000" w:firstRow="0" w:lastRow="0" w:firstColumn="0" w:lastColumn="0" w:oddVBand="0" w:evenVBand="0" w:oddHBand="1" w:evenHBand="0" w:firstRowFirstColumn="0" w:firstRowLastColumn="0" w:lastRowFirstColumn="0" w:lastRowLastColumn="0"/>
+              <w:rPr>
+                <w:lang w:val="vi-VN"/>
+              </w:rPr>
             </w:pPr>
+            <w:r>
+              <w:t>28</w:t>
+            </w:r>
+            <w:r>
+              <w:rPr>
+                <w:lang w:val="vi-VN"/>
+              </w:rPr>
+              <w:t>/09/2026</w:t>
+            </w:r>
           </w:p>
         </w:tc>
       </w:tr>
@@ -1042,6 +1149,46 @@
             <w:pPr>
               <w:cnfStyle w:val="000000010000" w:firstRow="0" w:lastRow="0" w:firstColumn="0" w:lastColumn="0" w:oddVBand="0" w:evenVBand="0" w:oddHBand="0" w:evenHBand="1" w:firstRowFirstColumn="0" w:firstRowLastColumn="0" w:lastRowFirstColumn="0" w:lastRowLastColumn="0"/>
             </w:pPr>
+            <w:r>
+              <w:rPr>
+                <w:noProof/>
+              </w:rPr>
+              <w:drawing>
+                <wp:inline distT="0" distB="0" distL="0" distR="0" wp14:anchorId="144FC4CA" wp14:editId="077A16CD">
+                  <wp:extent cx="908110" cy="590550"/>
+                  <wp:effectExtent l="0" t="0" r="6350" b="0"/>
+                  <wp:docPr id="441802161" name="Picture 1"/>
+                  <wp:cNvGraphicFramePr>
+                    <a:graphicFrameLocks xmlns:a="http://schemas.openxmlformats.org/drawingml/2006/main" noChangeAspect="1"/>
+                  </wp:cNvGraphicFramePr>
+                  <a:graphic xmlns:a="http://schemas.openxmlformats.org/drawingml/2006/main">
+                    <a:graphicData uri="http://schemas.openxmlformats.org/drawingml/2006/picture">
+                      <pic:pic xmlns:pic="http://schemas.openxmlformats.org/drawingml/2006/picture">
+                        <pic:nvPicPr>
+                          <pic:cNvPr id="441802161" name="Picture 441802161"/>
+                          <pic:cNvPicPr/>
+                        </pic:nvPicPr>
+                        <pic:blipFill>
+                          <a:blip r:embed="rId6"/>
+                          <a:stretch>
+                            <a:fillRect/>
+                          </a:stretch>
+                        </pic:blipFill>
+                        <pic:spPr>
+                          <a:xfrm>
+                            <a:off x="0" y="0"/>
+                            <a:ext cx="913690" cy="594179"/>
+                          </a:xfrm>
+                          <a:prstGeom prst="rect">
+                            <a:avLst/>
+                          </a:prstGeom>
+                        </pic:spPr>
+                      </pic:pic>
+                    </a:graphicData>
+                  </a:graphic>
+                </wp:inline>
+              </w:drawing>
+            </w:r>
           </w:p>
         </w:tc>
       </w:tr>
@@ -1054,7 +1201,6 @@
         <w:rPr>
           <w:rFonts w:ascii="Arial" w:hAnsi="Arial"/>
         </w:rPr>
-        <w:lastRenderedPageBreak/>
         <w:t>References</w:t>
       </w:r>
     </w:p>
@@ -1300,7 +1446,7 @@
   <w:abstractNum w:abstractNumId="8" w15:restartNumberingAfterBreak="0">
     <w:nsid w:val="FFFFFF89"/>
     <w:multiLevelType w:val="singleLevel"/>
-    <w:tmpl w:val="29761A62"/>
+    <w:tmpl w:val="02A0FDAA"/>
     <w:lvl w:ilvl="0">
       <w:start w:val="1"/>
       <w:numFmt w:val="bullet"/>
@@ -1316,6 +1462,232 @@
       <w:rPr>
         <w:rFonts w:ascii="Symbol" w:hAnsi="Symbol" w:hint="default"/>
       </w:rPr>
+    </w:lvl>
+  </w:abstractNum>
+  <w:abstractNum w:abstractNumId="9" w15:restartNumberingAfterBreak="0">
+    <w:nsid w:val="277F79CD"/>
+    <w:multiLevelType w:val="multilevel"/>
+    <w:tmpl w:val="17045976"/>
+    <w:lvl w:ilvl="0">
+      <w:start w:val="1"/>
+      <w:numFmt w:val="decimal"/>
+      <w:lvlText w:val="%1."/>
+      <w:lvlJc w:val="left"/>
+      <w:pPr>
+        <w:tabs>
+          <w:tab w:val="num" w:pos="720"/>
+        </w:tabs>
+        <w:ind w:left="720" w:hanging="360"/>
+      </w:pPr>
+    </w:lvl>
+    <w:lvl w:ilvl="1" w:tentative="1">
+      <w:start w:val="1"/>
+      <w:numFmt w:val="decimal"/>
+      <w:lvlText w:val="%2."/>
+      <w:lvlJc w:val="left"/>
+      <w:pPr>
+        <w:tabs>
+          <w:tab w:val="num" w:pos="1440"/>
+        </w:tabs>
+        <w:ind w:left="1440" w:hanging="360"/>
+      </w:pPr>
+    </w:lvl>
+    <w:lvl w:ilvl="2" w:tentative="1">
+      <w:start w:val="1"/>
+      <w:numFmt w:val="decimal"/>
+      <w:lvlText w:val="%3."/>
+      <w:lvlJc w:val="left"/>
+      <w:pPr>
+        <w:tabs>
+          <w:tab w:val="num" w:pos="2160"/>
+        </w:tabs>
+        <w:ind w:left="2160" w:hanging="360"/>
+      </w:pPr>
+    </w:lvl>
+    <w:lvl w:ilvl="3" w:tentative="1">
+      <w:start w:val="1"/>
+      <w:numFmt w:val="decimal"/>
+      <w:lvlText w:val="%4."/>
+      <w:lvlJc w:val="left"/>
+      <w:pPr>
+        <w:tabs>
+          <w:tab w:val="num" w:pos="2880"/>
+        </w:tabs>
+        <w:ind w:left="2880" w:hanging="360"/>
+      </w:pPr>
+    </w:lvl>
+    <w:lvl w:ilvl="4" w:tentative="1">
+      <w:start w:val="1"/>
+      <w:numFmt w:val="decimal"/>
+      <w:lvlText w:val="%5."/>
+      <w:lvlJc w:val="left"/>
+      <w:pPr>
+        <w:tabs>
+          <w:tab w:val="num" w:pos="3600"/>
+        </w:tabs>
+        <w:ind w:left="3600" w:hanging="360"/>
+      </w:pPr>
+    </w:lvl>
+    <w:lvl w:ilvl="5" w:tentative="1">
+      <w:start w:val="1"/>
+      <w:numFmt w:val="decimal"/>
+      <w:lvlText w:val="%6."/>
+      <w:lvlJc w:val="left"/>
+      <w:pPr>
+        <w:tabs>
+          <w:tab w:val="num" w:pos="4320"/>
+        </w:tabs>
+        <w:ind w:left="4320" w:hanging="360"/>
+      </w:pPr>
+    </w:lvl>
+    <w:lvl w:ilvl="6" w:tentative="1">
+      <w:start w:val="1"/>
+      <w:numFmt w:val="decimal"/>
+      <w:lvlText w:val="%7."/>
+      <w:lvlJc w:val="left"/>
+      <w:pPr>
+        <w:tabs>
+          <w:tab w:val="num" w:pos="5040"/>
+        </w:tabs>
+        <w:ind w:left="5040" w:hanging="360"/>
+      </w:pPr>
+    </w:lvl>
+    <w:lvl w:ilvl="7" w:tentative="1">
+      <w:start w:val="1"/>
+      <w:numFmt w:val="decimal"/>
+      <w:lvlText w:val="%8."/>
+      <w:lvlJc w:val="left"/>
+      <w:pPr>
+        <w:tabs>
+          <w:tab w:val="num" w:pos="5760"/>
+        </w:tabs>
+        <w:ind w:left="5760" w:hanging="360"/>
+      </w:pPr>
+    </w:lvl>
+    <w:lvl w:ilvl="8" w:tentative="1">
+      <w:start w:val="1"/>
+      <w:numFmt w:val="decimal"/>
+      <w:lvlText w:val="%9."/>
+      <w:lvlJc w:val="left"/>
+      <w:pPr>
+        <w:tabs>
+          <w:tab w:val="num" w:pos="6480"/>
+        </w:tabs>
+        <w:ind w:left="6480" w:hanging="360"/>
+      </w:pPr>
+    </w:lvl>
+  </w:abstractNum>
+  <w:abstractNum w:abstractNumId="10" w15:restartNumberingAfterBreak="0">
+    <w:nsid w:val="6E796651"/>
+    <w:multiLevelType w:val="multilevel"/>
+    <w:tmpl w:val="08D0550A"/>
+    <w:lvl w:ilvl="0">
+      <w:start w:val="1"/>
+      <w:numFmt w:val="decimal"/>
+      <w:lvlText w:val="%1."/>
+      <w:lvlJc w:val="left"/>
+      <w:pPr>
+        <w:tabs>
+          <w:tab w:val="num" w:pos="720"/>
+        </w:tabs>
+        <w:ind w:left="720" w:hanging="360"/>
+      </w:pPr>
+    </w:lvl>
+    <w:lvl w:ilvl="1" w:tentative="1">
+      <w:start w:val="1"/>
+      <w:numFmt w:val="decimal"/>
+      <w:lvlText w:val="%2."/>
+      <w:lvlJc w:val="left"/>
+      <w:pPr>
+        <w:tabs>
+          <w:tab w:val="num" w:pos="1440"/>
+        </w:tabs>
+        <w:ind w:left="1440" w:hanging="360"/>
+      </w:pPr>
+    </w:lvl>
+    <w:lvl w:ilvl="2" w:tentative="1">
+      <w:start w:val="1"/>
+      <w:numFmt w:val="decimal"/>
+      <w:lvlText w:val="%3."/>
+      <w:lvlJc w:val="left"/>
+      <w:pPr>
+        <w:tabs>
+          <w:tab w:val="num" w:pos="2160"/>
+        </w:tabs>
+        <w:ind w:left="2160" w:hanging="360"/>
+      </w:pPr>
+    </w:lvl>
+    <w:lvl w:ilvl="3" w:tentative="1">
+      <w:start w:val="1"/>
+      <w:numFmt w:val="decimal"/>
+      <w:lvlText w:val="%4."/>
+      <w:lvlJc w:val="left"/>
+      <w:pPr>
+        <w:tabs>
+          <w:tab w:val="num" w:pos="2880"/>
+        </w:tabs>
+        <w:ind w:left="2880" w:hanging="360"/>
+      </w:pPr>
+    </w:lvl>
+    <w:lvl w:ilvl="4" w:tentative="1">
+      <w:start w:val="1"/>
+      <w:numFmt w:val="decimal"/>
+      <w:lvlText w:val="%5."/>
+      <w:lvlJc w:val="left"/>
+      <w:pPr>
+        <w:tabs>
+          <w:tab w:val="num" w:pos="3600"/>
+        </w:tabs>
+        <w:ind w:left="3600" w:hanging="360"/>
+      </w:pPr>
+    </w:lvl>
+    <w:lvl w:ilvl="5" w:tentative="1">
+      <w:start w:val="1"/>
+      <w:numFmt w:val="decimal"/>
+      <w:lvlText w:val="%6."/>
+      <w:lvlJc w:val="left"/>
+      <w:pPr>
+        <w:tabs>
+          <w:tab w:val="num" w:pos="4320"/>
+        </w:tabs>
+        <w:ind w:left="4320" w:hanging="360"/>
+      </w:pPr>
+    </w:lvl>
+    <w:lvl w:ilvl="6" w:tentative="1">
+      <w:start w:val="1"/>
+      <w:numFmt w:val="decimal"/>
+      <w:lvlText w:val="%7."/>
+      <w:lvlJc w:val="left"/>
+      <w:pPr>
+        <w:tabs>
+          <w:tab w:val="num" w:pos="5040"/>
+        </w:tabs>
+        <w:ind w:left="5040" w:hanging="360"/>
+      </w:pPr>
+    </w:lvl>
+    <w:lvl w:ilvl="7" w:tentative="1">
+      <w:start w:val="1"/>
+      <w:numFmt w:val="decimal"/>
+      <w:lvlText w:val="%8."/>
+      <w:lvlJc w:val="left"/>
+      <w:pPr>
+        <w:tabs>
+          <w:tab w:val="num" w:pos="5760"/>
+        </w:tabs>
+        <w:ind w:left="5760" w:hanging="360"/>
+      </w:pPr>
+    </w:lvl>
+    <w:lvl w:ilvl="8" w:tentative="1">
+      <w:start w:val="1"/>
+      <w:numFmt w:val="decimal"/>
+      <w:lvlText w:val="%9."/>
+      <w:lvlJc w:val="left"/>
+      <w:pPr>
+        <w:tabs>
+          <w:tab w:val="num" w:pos="6480"/>
+        </w:tabs>
+        <w:ind w:left="6480" w:hanging="360"/>
+      </w:pPr>
     </w:lvl>
   </w:abstractNum>
   <w:num w:numId="1" w16cid:durableId="91631520">
@@ -1344,6 +1716,12 @@
   </w:num>
   <w:num w:numId="9" w16cid:durableId="27267913">
     <w:abstractNumId w:val="0"/>
+  </w:num>
+  <w:num w:numId="10" w16cid:durableId="1943957066">
+    <w:abstractNumId w:val="10"/>
+  </w:num>
+  <w:num w:numId="11" w16cid:durableId="849837088">
+    <w:abstractNumId w:val="9"/>
   </w:num>
 </w:numbering>
 </file>
@@ -1951,7 +2329,6 @@
   <w:style w:type="character" w:default="1" w:styleId="DefaultParagraphFont">
     <w:name w:val="Default Paragraph Font"/>
     <w:uiPriority w:val="1"/>
-    <w:semiHidden/>
     <w:unhideWhenUsed/>
   </w:style>
   <w:style w:type="table" w:default="1" w:styleId="TableNormal">
